--- a/Algemene Documentatie/Documentatie Gido/Sjabloon 5 - Log Gido Verhoef.docx
+++ b/Algemene Documentatie/Documentatie Gido/Sjabloon 5 - Log Gido Verhoef.docx
@@ -760,7 +760,15 @@
           <w:b/>
           <w:bCs/>
         </w:rPr>
-        <w:t xml:space="preserve"> StandUp</w:t>
+        <w:t xml:space="preserve"> </w:t>
+      </w:r>
+      <w:proofErr w:type="spellStart"/>
+      <w:r>
+        <w:rPr>
+          <w:b/>
+          <w:bCs/>
+        </w:rPr>
+        <w:t>StandUp</w:t>
       </w:r>
       <w:r>
         <w:rPr>
@@ -769,6 +777,7 @@
         </w:rPr>
         <w:t>s</w:t>
       </w:r>
+      <w:proofErr w:type="spellEnd"/>
       <w:r>
         <w:rPr>
           <w:b/>
@@ -786,6 +795,7 @@
         <w:rPr>
           <w:b/>
           <w:bCs/>
+          <w:noProof/>
         </w:rPr>
         <w:drawing>
           <wp:inline distT="0" distB="0" distL="0" distR="0" wp14:anchorId="7E3E893A" wp14:editId="368C6514">
@@ -834,6 +844,7 @@
         <w:rPr>
           <w:i/>
           <w:iCs/>
+          <w:noProof/>
         </w:rPr>
         <w:drawing>
           <wp:inline distT="0" distB="0" distL="0" distR="0" wp14:anchorId="0FE40FFC" wp14:editId="0E61D1E5">
@@ -881,6 +892,7 @@
         <w:rPr>
           <w:i/>
           <w:iCs/>
+          <w:noProof/>
         </w:rPr>
         <w:drawing>
           <wp:inline distT="0" distB="0" distL="0" distR="0" wp14:anchorId="19FE8246" wp14:editId="33223115">
@@ -928,6 +940,7 @@
         <w:rPr>
           <w:i/>
           <w:iCs/>
+          <w:noProof/>
         </w:rPr>
         <w:drawing>
           <wp:inline distT="0" distB="0" distL="0" distR="0" wp14:anchorId="2398EECD" wp14:editId="5C7ECC76">
@@ -975,6 +988,7 @@
         <w:rPr>
           <w:i/>
           <w:iCs/>
+          <w:noProof/>
         </w:rPr>
         <w:lastRenderedPageBreak/>
         <w:drawing>
@@ -1062,7 +1076,55 @@
           <w:i/>
           <w:iCs/>
         </w:rPr>
-        <w:t>in sprint 1 hebben we het vr project gemaakt. Eerste dagen hebben we user stories gemaakt en aan de hand van planning poker onse priotitijten en taken verdeelt</w:t>
+        <w:t xml:space="preserve">in sprint 1 hebben we het vr project gemaakt. Eerste dagen hebben we user </w:t>
+      </w:r>
+      <w:proofErr w:type="spellStart"/>
+      <w:r>
+        <w:rPr>
+          <w:i/>
+          <w:iCs/>
+        </w:rPr>
+        <w:t>stories</w:t>
+      </w:r>
+      <w:proofErr w:type="spellEnd"/>
+      <w:r>
+        <w:rPr>
+          <w:i/>
+          <w:iCs/>
+        </w:rPr>
+        <w:t xml:space="preserve"> gemaakt en aan de hand van planning poker </w:t>
+      </w:r>
+      <w:proofErr w:type="spellStart"/>
+      <w:r>
+        <w:rPr>
+          <w:i/>
+          <w:iCs/>
+        </w:rPr>
+        <w:t>onse</w:t>
+      </w:r>
+      <w:proofErr w:type="spellEnd"/>
+      <w:r>
+        <w:rPr>
+          <w:i/>
+          <w:iCs/>
+        </w:rPr>
+        <w:t xml:space="preserve"> </w:t>
+      </w:r>
+      <w:proofErr w:type="spellStart"/>
+      <w:r>
+        <w:rPr>
+          <w:i/>
+          <w:iCs/>
+        </w:rPr>
+        <w:t>priotitijten</w:t>
+      </w:r>
+      <w:proofErr w:type="spellEnd"/>
+      <w:r>
+        <w:rPr>
+          <w:i/>
+          <w:iCs/>
+        </w:rPr>
+        <w:t xml:space="preserve"> en taken verdeelt</w:t>
       </w:r>
       <w:r>
         <w:rPr>
@@ -1099,7 +1161,55 @@
           <w:i/>
           <w:iCs/>
         </w:rPr>
-        <w:t>een uitdaging die ik tegenkwam is het socket systeem van de XR toolkit gebruiken, elke oplossing die ik probeerde breekte iets anders. Uiteindelijk hebben we dit overgeslagen voor een veel simpler systeem</w:t>
+        <w:t xml:space="preserve">een uitdaging die ik tegenkwam is het socket systeem van de XR </w:t>
+      </w:r>
+      <w:proofErr w:type="spellStart"/>
+      <w:r>
+        <w:rPr>
+          <w:i/>
+          <w:iCs/>
+        </w:rPr>
+        <w:t>toolkit</w:t>
+      </w:r>
+      <w:proofErr w:type="spellEnd"/>
+      <w:r>
+        <w:rPr>
+          <w:i/>
+          <w:iCs/>
+        </w:rPr>
+        <w:t xml:space="preserve"> gebruiken, elke oplossing die ik probeerde </w:t>
+      </w:r>
+      <w:proofErr w:type="spellStart"/>
+      <w:r>
+        <w:rPr>
+          <w:i/>
+          <w:iCs/>
+        </w:rPr>
+        <w:t>breekte</w:t>
+      </w:r>
+      <w:proofErr w:type="spellEnd"/>
+      <w:r>
+        <w:rPr>
+          <w:i/>
+          <w:iCs/>
+        </w:rPr>
+        <w:t xml:space="preserve"> iets anders. Uiteindelijk hebben we dit overgeslagen voor een veel </w:t>
+      </w:r>
+      <w:proofErr w:type="spellStart"/>
+      <w:r>
+        <w:rPr>
+          <w:i/>
+          <w:iCs/>
+        </w:rPr>
+        <w:t>simpler</w:t>
+      </w:r>
+      <w:proofErr w:type="spellEnd"/>
+      <w:r>
+        <w:rPr>
+          <w:i/>
+          <w:iCs/>
+        </w:rPr>
+        <w:t xml:space="preserve"> systeem</w:t>
       </w:r>
     </w:p>
     <w:p>
@@ -1129,7 +1239,39 @@
           <w:i/>
           <w:iCs/>
         </w:rPr>
-        <w:t>ik heb veel geleerd over vr in unity, aangezien dit de eerste keer dat ik ooit een unity project heb gemaakt</w:t>
+        <w:t xml:space="preserve">ik heb veel geleerd over vr in </w:t>
+      </w:r>
+      <w:proofErr w:type="spellStart"/>
+      <w:r>
+        <w:rPr>
+          <w:i/>
+          <w:iCs/>
+        </w:rPr>
+        <w:t>unity</w:t>
+      </w:r>
+      <w:proofErr w:type="spellEnd"/>
+      <w:r>
+        <w:rPr>
+          <w:i/>
+          <w:iCs/>
+        </w:rPr>
+        <w:t xml:space="preserve">, aangezien dit de eerste keer dat ik ooit een </w:t>
+      </w:r>
+      <w:proofErr w:type="spellStart"/>
+      <w:r>
+        <w:rPr>
+          <w:i/>
+          <w:iCs/>
+        </w:rPr>
+        <w:t>unity</w:t>
+      </w:r>
+      <w:proofErr w:type="spellEnd"/>
+      <w:r>
+        <w:rPr>
+          <w:i/>
+          <w:iCs/>
+        </w:rPr>
+        <w:t xml:space="preserve"> project heb gemaakt</w:t>
       </w:r>
       <w:r>
         <w:rPr>
@@ -1166,8 +1308,17 @@
           <w:i/>
           <w:iCs/>
         </w:rPr>
-        <w:t>ik heb momenteel geen onduidlijkheden</w:t>
-      </w:r>
+        <w:t xml:space="preserve">ik heb momenteel geen </w:t>
+      </w:r>
+      <w:proofErr w:type="spellStart"/>
+      <w:r>
+        <w:rPr>
+          <w:i/>
+          <w:iCs/>
+        </w:rPr>
+        <w:t>onduidlijkheden</w:t>
+      </w:r>
+      <w:proofErr w:type="spellEnd"/>
       <w:r>
         <w:rPr>
           <w:i/>
@@ -1313,7 +1464,55 @@
           <w:i/>
           <w:iCs/>
         </w:rPr>
-        <w:t>volgende sprint wordt het weer user stories bekijken, plannings poker en taken verdelen, voor de turn based game</w:t>
+        <w:t xml:space="preserve">volgende sprint wordt het weer user </w:t>
+      </w:r>
+      <w:proofErr w:type="spellStart"/>
+      <w:r>
+        <w:rPr>
+          <w:i/>
+          <w:iCs/>
+        </w:rPr>
+        <w:t>stories</w:t>
+      </w:r>
+      <w:proofErr w:type="spellEnd"/>
+      <w:r>
+        <w:rPr>
+          <w:i/>
+          <w:iCs/>
+        </w:rPr>
+        <w:t xml:space="preserve"> bekijken, </w:t>
+      </w:r>
+      <w:proofErr w:type="spellStart"/>
+      <w:r>
+        <w:rPr>
+          <w:i/>
+          <w:iCs/>
+        </w:rPr>
+        <w:t>plannings</w:t>
+      </w:r>
+      <w:proofErr w:type="spellEnd"/>
+      <w:r>
+        <w:rPr>
+          <w:i/>
+          <w:iCs/>
+        </w:rPr>
+        <w:t xml:space="preserve"> poker en taken verdelen, voor de turn </w:t>
+      </w:r>
+      <w:proofErr w:type="spellStart"/>
+      <w:r>
+        <w:rPr>
+          <w:i/>
+          <w:iCs/>
+        </w:rPr>
+        <w:t>based</w:t>
+      </w:r>
+      <w:proofErr w:type="spellEnd"/>
+      <w:r>
+        <w:rPr>
+          <w:i/>
+          <w:iCs/>
+        </w:rPr>
+        <w:t xml:space="preserve"> game</w:t>
       </w:r>
     </w:p>
     <w:p>
@@ -1354,6 +1553,317 @@
       <w:bookmarkEnd w:id="0"/>
       <w:r>
         <w:t>2</w:t>
+      </w:r>
+    </w:p>
+    <w:p>
+      <w:pPr>
+        <w:pStyle w:val="Lijstalinea"/>
+        <w:numPr>
+          <w:ilvl w:val="0"/>
+          <w:numId w:val="33"/>
+        </w:numPr>
+      </w:pPr>
+      <w:r>
+        <w:rPr>
+          <w:b/>
+          <w:bCs/>
+        </w:rPr>
+        <w:t>Kopie/screenshot</w:t>
+      </w:r>
+      <w:r>
+        <w:rPr>
+          <w:b/>
+          <w:bCs/>
+        </w:rPr>
+        <w:t>s</w:t>
+      </w:r>
+      <w:r>
+        <w:rPr>
+          <w:b/>
+          <w:bCs/>
+        </w:rPr>
+        <w:t xml:space="preserve"> van je </w:t>
+      </w:r>
+      <w:r>
+        <w:rPr>
+          <w:b/>
+          <w:bCs/>
+        </w:rPr>
+        <w:t>DAILY</w:t>
+      </w:r>
+      <w:r>
+        <w:rPr>
+          <w:b/>
+          <w:bCs/>
+        </w:rPr>
+        <w:t xml:space="preserve"> </w:t>
+      </w:r>
+      <w:proofErr w:type="spellStart"/>
+      <w:r>
+        <w:rPr>
+          <w:b/>
+          <w:bCs/>
+        </w:rPr>
+        <w:t>StandUp</w:t>
+      </w:r>
+      <w:r>
+        <w:rPr>
+          <w:b/>
+          <w:bCs/>
+        </w:rPr>
+        <w:t>s</w:t>
+      </w:r>
+      <w:proofErr w:type="spellEnd"/>
+      <w:r>
+        <w:rPr>
+          <w:b/>
+          <w:bCs/>
+        </w:rPr>
+        <w:t xml:space="preserve">. </w:t>
+      </w:r>
+      <w:r>
+        <w:rPr>
+          <w:b/>
+          <w:bCs/>
+        </w:rPr>
+        <w:br/>
+      </w:r>
+      <w:r>
+        <w:rPr>
+          <w:i/>
+          <w:iCs/>
+        </w:rPr>
+        <w:drawing>
+          <wp:inline distT="0" distB="0" distL="0" distR="0" wp14:anchorId="2B0F3F2E" wp14:editId="02F78395">
+            <wp:extent cx="3886742" cy="3153215"/>
+            <wp:effectExtent l="0" t="0" r="0" b="9525"/>
+            <wp:docPr id="345013023" name="Afbeelding 1" descr="Afbeelding met tekst, schermopname, Lettertype&#10;&#10;Door AI gegenereerde inhoud is mogelijk onjuist."/>
+            <wp:cNvGraphicFramePr>
+              <a:graphicFrameLocks xmlns:a="http://schemas.openxmlformats.org/drawingml/2006/main" noChangeAspect="1"/>
+            </wp:cNvGraphicFramePr>
+            <a:graphic xmlns:a="http://schemas.openxmlformats.org/drawingml/2006/main">
+              <a:graphicData uri="http://schemas.openxmlformats.org/drawingml/2006/picture">
+                <pic:pic xmlns:pic="http://schemas.openxmlformats.org/drawingml/2006/picture">
+                  <pic:nvPicPr>
+                    <pic:cNvPr id="345013023" name="Afbeelding 1" descr="Afbeelding met tekst, schermopname, Lettertype&#10;&#10;Door AI gegenereerde inhoud is mogelijk onjuist."/>
+                    <pic:cNvPicPr/>
+                  </pic:nvPicPr>
+                  <pic:blipFill>
+                    <a:blip r:embed="rId17"/>
+                    <a:stretch>
+                      <a:fillRect/>
+                    </a:stretch>
+                  </pic:blipFill>
+                  <pic:spPr>
+                    <a:xfrm>
+                      <a:off x="0" y="0"/>
+                      <a:ext cx="3886742" cy="3153215"/>
+                    </a:xfrm>
+                    <a:prstGeom prst="rect">
+                      <a:avLst/>
+                    </a:prstGeom>
+                  </pic:spPr>
+                </pic:pic>
+              </a:graphicData>
+            </a:graphic>
+          </wp:inline>
+        </w:drawing>
+      </w:r>
+    </w:p>
+    <w:p>
+      <w:pPr>
+        <w:pStyle w:val="Lijstalinea"/>
+        <w:ind w:left="360"/>
+      </w:pPr>
+      <w:r>
+        <w:rPr>
+          <w:i/>
+          <w:iCs/>
+        </w:rPr>
+        <w:drawing>
+          <wp:inline distT="0" distB="0" distL="0" distR="0" wp14:anchorId="6C7FA39F" wp14:editId="77B50951">
+            <wp:extent cx="4258269" cy="2267266"/>
+            <wp:effectExtent l="0" t="0" r="9525" b="0"/>
+            <wp:docPr id="1829887572" name="Afbeelding 1" descr="Afbeelding met tekst, schermopname, Lettertype&#10;&#10;Door AI gegenereerde inhoud is mogelijk onjuist."/>
+            <wp:cNvGraphicFramePr>
+              <a:graphicFrameLocks xmlns:a="http://schemas.openxmlformats.org/drawingml/2006/main" noChangeAspect="1"/>
+            </wp:cNvGraphicFramePr>
+            <a:graphic xmlns:a="http://schemas.openxmlformats.org/drawingml/2006/main">
+              <a:graphicData uri="http://schemas.openxmlformats.org/drawingml/2006/picture">
+                <pic:pic xmlns:pic="http://schemas.openxmlformats.org/drawingml/2006/picture">
+                  <pic:nvPicPr>
+                    <pic:cNvPr id="1829887572" name="Afbeelding 1" descr="Afbeelding met tekst, schermopname, Lettertype&#10;&#10;Door AI gegenereerde inhoud is mogelijk onjuist."/>
+                    <pic:cNvPicPr/>
+                  </pic:nvPicPr>
+                  <pic:blipFill>
+                    <a:blip r:embed="rId18"/>
+                    <a:stretch>
+                      <a:fillRect/>
+                    </a:stretch>
+                  </pic:blipFill>
+                  <pic:spPr>
+                    <a:xfrm>
+                      <a:off x="0" y="0"/>
+                      <a:ext cx="4258269" cy="2267266"/>
+                    </a:xfrm>
+                    <a:prstGeom prst="rect">
+                      <a:avLst/>
+                    </a:prstGeom>
+                  </pic:spPr>
+                </pic:pic>
+              </a:graphicData>
+            </a:graphic>
+          </wp:inline>
+        </w:drawing>
+      </w:r>
+    </w:p>
+    <w:p>
+      <w:pPr>
+        <w:pStyle w:val="Lijstalinea"/>
+        <w:ind w:left="360"/>
+      </w:pPr>
+      <w:r>
+        <w:rPr>
+          <w:i/>
+          <w:iCs/>
+        </w:rPr>
+        <w:drawing>
+          <wp:inline distT="0" distB="0" distL="0" distR="0" wp14:anchorId="7733513F" wp14:editId="06C0E297">
+            <wp:extent cx="3572374" cy="2629267"/>
+            <wp:effectExtent l="0" t="0" r="9525" b="0"/>
+            <wp:docPr id="1380963624" name="Afbeelding 1" descr="Afbeelding met tekst, schermopname, Lettertype&#10;&#10;Door AI gegenereerde inhoud is mogelijk onjuist."/>
+            <wp:cNvGraphicFramePr>
+              <a:graphicFrameLocks xmlns:a="http://schemas.openxmlformats.org/drawingml/2006/main" noChangeAspect="1"/>
+            </wp:cNvGraphicFramePr>
+            <a:graphic xmlns:a="http://schemas.openxmlformats.org/drawingml/2006/main">
+              <a:graphicData uri="http://schemas.openxmlformats.org/drawingml/2006/picture">
+                <pic:pic xmlns:pic="http://schemas.openxmlformats.org/drawingml/2006/picture">
+                  <pic:nvPicPr>
+                    <pic:cNvPr id="1380963624" name="Afbeelding 1" descr="Afbeelding met tekst, schermopname, Lettertype&#10;&#10;Door AI gegenereerde inhoud is mogelijk onjuist."/>
+                    <pic:cNvPicPr/>
+                  </pic:nvPicPr>
+                  <pic:blipFill>
+                    <a:blip r:embed="rId19"/>
+                    <a:stretch>
+                      <a:fillRect/>
+                    </a:stretch>
+                  </pic:blipFill>
+                  <pic:spPr>
+                    <a:xfrm>
+                      <a:off x="0" y="0"/>
+                      <a:ext cx="3572374" cy="2629267"/>
+                    </a:xfrm>
+                    <a:prstGeom prst="rect">
+                      <a:avLst/>
+                    </a:prstGeom>
+                  </pic:spPr>
+                </pic:pic>
+              </a:graphicData>
+            </a:graphic>
+          </wp:inline>
+        </w:drawing>
+      </w:r>
+    </w:p>
+    <w:p>
+      <w:pPr>
+        <w:pStyle w:val="Lijstalinea"/>
+        <w:ind w:left="360"/>
+      </w:pPr>
+      <w:r>
+        <w:rPr>
+          <w:i/>
+          <w:iCs/>
+        </w:rPr>
+        <w:lastRenderedPageBreak/>
+        <w:drawing>
+          <wp:inline distT="0" distB="0" distL="0" distR="0" wp14:anchorId="30C16258" wp14:editId="05E6993F">
+            <wp:extent cx="5760720" cy="1731010"/>
+            <wp:effectExtent l="0" t="0" r="0" b="2540"/>
+            <wp:docPr id="1529168874" name="Afbeelding 1" descr="Afbeelding met tekst, Lettertype, algebra, schermopname&#10;&#10;Door AI gegenereerde inhoud is mogelijk onjuist."/>
+            <wp:cNvGraphicFramePr>
+              <a:graphicFrameLocks xmlns:a="http://schemas.openxmlformats.org/drawingml/2006/main" noChangeAspect="1"/>
+            </wp:cNvGraphicFramePr>
+            <a:graphic xmlns:a="http://schemas.openxmlformats.org/drawingml/2006/main">
+              <a:graphicData uri="http://schemas.openxmlformats.org/drawingml/2006/picture">
+                <pic:pic xmlns:pic="http://schemas.openxmlformats.org/drawingml/2006/picture">
+                  <pic:nvPicPr>
+                    <pic:cNvPr id="1529168874" name="Afbeelding 1" descr="Afbeelding met tekst, Lettertype, algebra, schermopname&#10;&#10;Door AI gegenereerde inhoud is mogelijk onjuist."/>
+                    <pic:cNvPicPr/>
+                  </pic:nvPicPr>
+                  <pic:blipFill>
+                    <a:blip r:embed="rId20"/>
+                    <a:stretch>
+                      <a:fillRect/>
+                    </a:stretch>
+                  </pic:blipFill>
+                  <pic:spPr>
+                    <a:xfrm>
+                      <a:off x="0" y="0"/>
+                      <a:ext cx="5760720" cy="1731010"/>
+                    </a:xfrm>
+                    <a:prstGeom prst="rect">
+                      <a:avLst/>
+                    </a:prstGeom>
+                  </pic:spPr>
+                </pic:pic>
+              </a:graphicData>
+            </a:graphic>
+          </wp:inline>
+        </w:drawing>
+      </w:r>
+    </w:p>
+    <w:p>
+      <w:pPr>
+        <w:pStyle w:val="Lijstalinea"/>
+        <w:ind w:left="360"/>
+      </w:pPr>
+      <w:r>
+        <w:rPr>
+          <w:i/>
+          <w:iCs/>
+        </w:rPr>
+        <w:drawing>
+          <wp:inline distT="0" distB="0" distL="0" distR="0" wp14:anchorId="7A91C01A" wp14:editId="4483AAD1">
+            <wp:extent cx="4096322" cy="3591426"/>
+            <wp:effectExtent l="0" t="0" r="0" b="9525"/>
+            <wp:docPr id="823609713" name="Afbeelding 1" descr="Afbeelding met tekst, schermopname, Lettertype&#10;&#10;Door AI gegenereerde inhoud is mogelijk onjuist."/>
+            <wp:cNvGraphicFramePr>
+              <a:graphicFrameLocks xmlns:a="http://schemas.openxmlformats.org/drawingml/2006/main" noChangeAspect="1"/>
+            </wp:cNvGraphicFramePr>
+            <a:graphic xmlns:a="http://schemas.openxmlformats.org/drawingml/2006/main">
+              <a:graphicData uri="http://schemas.openxmlformats.org/drawingml/2006/picture">
+                <pic:pic xmlns:pic="http://schemas.openxmlformats.org/drawingml/2006/picture">
+                  <pic:nvPicPr>
+                    <pic:cNvPr id="823609713" name="Afbeelding 1" descr="Afbeelding met tekst, schermopname, Lettertype&#10;&#10;Door AI gegenereerde inhoud is mogelijk onjuist."/>
+                    <pic:cNvPicPr/>
+                  </pic:nvPicPr>
+                  <pic:blipFill>
+                    <a:blip r:embed="rId21"/>
+                    <a:stretch>
+                      <a:fillRect/>
+                    </a:stretch>
+                  </pic:blipFill>
+                  <pic:spPr>
+                    <a:xfrm>
+                      <a:off x="0" y="0"/>
+                      <a:ext cx="4096322" cy="3591426"/>
+                    </a:xfrm>
+                    <a:prstGeom prst="rect">
+                      <a:avLst/>
+                    </a:prstGeom>
+                  </pic:spPr>
+                </pic:pic>
+              </a:graphicData>
+            </a:graphic>
+          </wp:inline>
+        </w:drawing>
+      </w:r>
+      <w:r>
+        <w:rPr>
+          <w:i/>
+          <w:iCs/>
+        </w:rPr>
+        <w:br/>
       </w:r>
     </w:p>
     <w:p>
@@ -1369,49 +1879,21 @@
           <w:b/>
           <w:bCs/>
         </w:rPr>
-        <w:t>Kopie/screenshot</w:t>
-      </w:r>
-      <w:r>
-        <w:rPr>
-          <w:b/>
-          <w:bCs/>
-        </w:rPr>
-        <w:t>s</w:t>
-      </w:r>
-      <w:r>
-        <w:rPr>
-          <w:b/>
-          <w:bCs/>
-        </w:rPr>
-        <w:t xml:space="preserve"> van je </w:t>
-      </w:r>
-      <w:r>
-        <w:rPr>
-          <w:b/>
-          <w:bCs/>
-        </w:rPr>
-        <w:t>DAILY</w:t>
-      </w:r>
-      <w:r>
-        <w:rPr>
-          <w:b/>
-          <w:bCs/>
-        </w:rPr>
-        <w:t xml:space="preserve"> StandUp</w:t>
-      </w:r>
-      <w:r>
-        <w:rPr>
-          <w:b/>
-          <w:bCs/>
-        </w:rPr>
-        <w:t>s</w:t>
-      </w:r>
-      <w:r>
-        <w:rPr>
-          <w:b/>
-          <w:bCs/>
-        </w:rPr>
-        <w:t xml:space="preserve">. </w:t>
+        <w:t xml:space="preserve">Wat is er </w:t>
+      </w:r>
+      <w:r>
+        <w:rPr>
+          <w:b/>
+          <w:bCs/>
+        </w:rPr>
+        <w:t>in sprint 1</w:t>
+      </w:r>
+      <w:r>
+        <w:rPr>
+          <w:b/>
+          <w:bCs/>
+        </w:rPr>
+        <w:t xml:space="preserve"> bereikt? </w:t>
       </w:r>
       <w:r>
         <w:rPr>
@@ -1425,7 +1907,99 @@
           <w:i/>
           <w:iCs/>
         </w:rPr>
-        <w:t>…</w:t>
+        <w:t xml:space="preserve">in </w:t>
+      </w:r>
+      <w:r>
+        <w:rPr>
+          <w:i/>
+          <w:iCs/>
+        </w:rPr>
+        <w:t>deze sprint</w:t>
+      </w:r>
+      <w:r>
+        <w:rPr>
+          <w:i/>
+          <w:iCs/>
+        </w:rPr>
+        <w:t xml:space="preserve"> hebben we het </w:t>
+      </w:r>
+      <w:r>
+        <w:rPr>
+          <w:i/>
+          <w:iCs/>
+        </w:rPr>
+        <w:t xml:space="preserve">turn </w:t>
+      </w:r>
+      <w:proofErr w:type="spellStart"/>
+      <w:r>
+        <w:rPr>
+          <w:i/>
+          <w:iCs/>
+        </w:rPr>
+        <w:t>based</w:t>
+      </w:r>
+      <w:proofErr w:type="spellEnd"/>
+      <w:r>
+        <w:rPr>
+          <w:i/>
+          <w:iCs/>
+        </w:rPr>
+        <w:t xml:space="preserve"> </w:t>
+      </w:r>
+      <w:r>
+        <w:rPr>
+          <w:i/>
+          <w:iCs/>
+        </w:rPr>
+        <w:t xml:space="preserve">project gemaakt. Eerste dagen hebben we user </w:t>
+      </w:r>
+      <w:proofErr w:type="spellStart"/>
+      <w:r>
+        <w:rPr>
+          <w:i/>
+          <w:iCs/>
+        </w:rPr>
+        <w:t>stories</w:t>
+      </w:r>
+      <w:proofErr w:type="spellEnd"/>
+      <w:r>
+        <w:rPr>
+          <w:i/>
+          <w:iCs/>
+        </w:rPr>
+        <w:t xml:space="preserve"> gemaakt en aan de hand van planning poker </w:t>
+      </w:r>
+      <w:proofErr w:type="spellStart"/>
+      <w:r>
+        <w:rPr>
+          <w:i/>
+          <w:iCs/>
+        </w:rPr>
+        <w:t>onse</w:t>
+      </w:r>
+      <w:proofErr w:type="spellEnd"/>
+      <w:r>
+        <w:rPr>
+          <w:i/>
+          <w:iCs/>
+        </w:rPr>
+        <w:t xml:space="preserve"> </w:t>
+      </w:r>
+      <w:proofErr w:type="spellStart"/>
+      <w:r>
+        <w:rPr>
+          <w:i/>
+          <w:iCs/>
+        </w:rPr>
+        <w:t>priotitijten</w:t>
+      </w:r>
+      <w:proofErr w:type="spellEnd"/>
+      <w:r>
+        <w:rPr>
+          <w:i/>
+          <w:iCs/>
+        </w:rPr>
+        <w:t xml:space="preserve"> en taken verdeelt</w:t>
       </w:r>
       <w:r>
         <w:rPr>
@@ -1448,21 +2022,7 @@
           <w:b/>
           <w:bCs/>
         </w:rPr>
-        <w:t xml:space="preserve">Wat is er </w:t>
-      </w:r>
-      <w:r>
-        <w:rPr>
-          <w:b/>
-          <w:bCs/>
-        </w:rPr>
-        <w:t>in sprint 1</w:t>
-      </w:r>
-      <w:r>
-        <w:rPr>
-          <w:b/>
-          <w:bCs/>
-        </w:rPr>
-        <w:t xml:space="preserve"> bereikt? </w:t>
+        <w:t>Beschrijf mogelijke uitdagingen, obstakels en als die er zijn oplossing(en).</w:t>
       </w:r>
       <w:r>
         <w:rPr>
@@ -1476,7 +2036,21 @@
           <w:i/>
           <w:iCs/>
         </w:rPr>
-        <w:t>…</w:t>
+        <w:t xml:space="preserve">ik kwam geen grote uitdagingen of obstakels tegen in deze sprint. </w:t>
+      </w:r>
+      <w:r>
+        <w:rPr>
+          <w:i/>
+          <w:iCs/>
+        </w:rPr>
+        <w:t>De samenwerking verliep soepel en de taken waren duidelijk verdeeld</w:t>
+      </w:r>
+      <w:r>
+        <w:rPr>
+          <w:i/>
+          <w:iCs/>
+        </w:rPr>
+        <w:t xml:space="preserve"> </w:t>
       </w:r>
       <w:r>
         <w:rPr>
@@ -1499,7 +2073,7 @@
           <w:b/>
           <w:bCs/>
         </w:rPr>
-        <w:t>Beschrijf mogelijke uitdagingen, obstakels en als die er zijn oplossing(en).</w:t>
+        <w:t>Geleerde lessen.</w:t>
       </w:r>
       <w:r>
         <w:rPr>
@@ -1513,7 +2087,14 @@
           <w:i/>
           <w:iCs/>
         </w:rPr>
-        <w:t>…</w:t>
+        <w:t>Ik heb geleerd om beter samen te werken binnen een team door taken goed te verdelen en te communiceren over de voortgang</w:t>
+      </w:r>
+      <w:r>
+        <w:rPr>
+          <w:i/>
+          <w:iCs/>
+        </w:rPr>
+        <w:t xml:space="preserve"> </w:t>
       </w:r>
       <w:r>
         <w:rPr>
@@ -1536,7 +2117,7 @@
           <w:b/>
           <w:bCs/>
         </w:rPr>
-        <w:t>Geleerde lessen.</w:t>
+        <w:t xml:space="preserve">Vragen en onduidelijkheden. </w:t>
       </w:r>
       <w:r>
         <w:rPr>
@@ -1550,7 +2131,7 @@
           <w:i/>
           <w:iCs/>
         </w:rPr>
-        <w:t>…</w:t>
+        <w:t>ik heb momenteel geen onduidelijkheden</w:t>
       </w:r>
       <w:r>
         <w:rPr>
@@ -1567,13 +2148,31 @@
           <w:ilvl w:val="0"/>
           <w:numId w:val="38"/>
         </w:numPr>
-      </w:pPr>
-      <w:r>
-        <w:rPr>
-          <w:b/>
-          <w:bCs/>
-        </w:rPr>
-        <w:t xml:space="preserve">Vragen en onduidelijkheden. </w:t>
+        <w:rPr>
+          <w:i/>
+          <w:iCs/>
+        </w:rPr>
+      </w:pPr>
+      <w:r>
+        <w:rPr>
+          <w:b/>
+          <w:bCs/>
+        </w:rPr>
+        <w:t xml:space="preserve">Verbeterpunten voor </w:t>
+      </w:r>
+      <w:r>
+        <w:rPr>
+          <w:b/>
+          <w:bCs/>
+        </w:rPr>
+        <w:t>volgende sprint</w:t>
+      </w:r>
+      <w:r>
+        <w:rPr>
+          <w:b/>
+          <w:bCs/>
+        </w:rPr>
+        <w:t xml:space="preserve">. </w:t>
       </w:r>
       <w:r>
         <w:rPr>
@@ -1587,7 +2186,15 @@
           <w:i/>
           <w:iCs/>
         </w:rPr>
-        <w:t>…</w:t>
+        <w:t xml:space="preserve">In de volgende sprint wil ik ervoor zorgen dat iedereen een duidelijk beeld heeft van het </w:t>
+      </w:r>
+      <w:r>
+        <w:rPr>
+          <w:i/>
+          <w:iCs/>
+        </w:rPr>
+        <w:lastRenderedPageBreak/>
+        <w:t>spelconcept, door betere communicatie en visuele voorbeelden te gebruiken.</w:t>
       </w:r>
       <w:r>
         <w:rPr>
@@ -1604,31 +2211,13 @@
           <w:ilvl w:val="0"/>
           <w:numId w:val="38"/>
         </w:numPr>
-        <w:rPr>
-          <w:i/>
-          <w:iCs/>
-        </w:rPr>
-      </w:pPr>
-      <w:r>
-        <w:rPr>
-          <w:b/>
-          <w:bCs/>
-        </w:rPr>
-        <w:t xml:space="preserve">Verbeterpunten voor </w:t>
-      </w:r>
-      <w:r>
-        <w:rPr>
-          <w:b/>
-          <w:bCs/>
-        </w:rPr>
-        <w:t>volgende sprint</w:t>
-      </w:r>
-      <w:r>
-        <w:rPr>
-          <w:b/>
-          <w:bCs/>
-        </w:rPr>
-        <w:t xml:space="preserve">. </w:t>
+      </w:pPr>
+      <w:r>
+        <w:rPr>
+          <w:b/>
+          <w:bCs/>
+        </w:rPr>
+        <w:t xml:space="preserve">Persoonlijk welzijn. </w:t>
       </w:r>
       <w:r>
         <w:rPr>
@@ -1642,7 +2231,7 @@
           <w:i/>
           <w:iCs/>
         </w:rPr>
-        <w:t>…</w:t>
+        <w:t>ik voel me goed, ben misschien een klein beetje ziek</w:t>
       </w:r>
       <w:r>
         <w:rPr>
@@ -1659,86 +2248,6 @@
           <w:ilvl w:val="0"/>
           <w:numId w:val="38"/>
         </w:numPr>
-      </w:pPr>
-      <w:r>
-        <w:rPr>
-          <w:b/>
-          <w:bCs/>
-        </w:rPr>
-        <w:t xml:space="preserve">Persoonlijk welzijn. </w:t>
-      </w:r>
-      <w:r>
-        <w:rPr>
-          <w:b/>
-          <w:bCs/>
-        </w:rPr>
-        <w:br/>
-      </w:r>
-      <w:r>
-        <w:rPr>
-          <w:i/>
-          <w:iCs/>
-        </w:rPr>
-        <w:t>…</w:t>
-      </w:r>
-      <w:r>
-        <w:rPr>
-          <w:i/>
-          <w:iCs/>
-        </w:rPr>
-        <w:br/>
-      </w:r>
-    </w:p>
-    <w:p>
-      <w:pPr>
-        <w:pStyle w:val="Lijstalinea"/>
-        <w:numPr>
-          <w:ilvl w:val="0"/>
-          <w:numId w:val="38"/>
-        </w:numPr>
-        <w:rPr>
-          <w:i/>
-          <w:iCs/>
-        </w:rPr>
-      </w:pPr>
-      <w:r>
-        <w:rPr>
-          <w:b/>
-          <w:bCs/>
-        </w:rPr>
-        <w:t xml:space="preserve">Actiepunten voor de volgende </w:t>
-      </w:r>
-      <w:r>
-        <w:rPr>
-          <w:b/>
-          <w:bCs/>
-        </w:rPr>
-        <w:t>sprint</w:t>
-      </w:r>
-      <w:r>
-        <w:rPr>
-          <w:b/>
-          <w:bCs/>
-        </w:rPr>
-        <w:t xml:space="preserve">. </w:t>
-      </w:r>
-      <w:r>
-        <w:rPr>
-          <w:b/>
-          <w:bCs/>
-        </w:rPr>
-        <w:br/>
-      </w:r>
-      <w:r>
-        <w:rPr>
-          <w:i/>
-          <w:iCs/>
-        </w:rPr>
-        <w:t>…</w:t>
-      </w:r>
-    </w:p>
-    <w:p>
-      <w:pPr>
         <w:rPr>
           <w:rFonts w:eastAsiaTheme="majorEastAsia" w:cstheme="majorBidi"/>
           <w:b/>
@@ -1748,6 +2257,50 @@
           <w:szCs w:val="24"/>
         </w:rPr>
       </w:pPr>
+      <w:r>
+        <w:rPr>
+          <w:b/>
+          <w:bCs/>
+        </w:rPr>
+        <w:t xml:space="preserve">Actiepunten voor de volgende sprint. </w:t>
+      </w:r>
+      <w:r>
+        <w:rPr>
+          <w:b/>
+          <w:bCs/>
+        </w:rPr>
+        <w:br/>
+      </w:r>
+      <w:r>
+        <w:rPr>
+          <w:i/>
+          <w:iCs/>
+        </w:rPr>
+        <w:t xml:space="preserve">volgende sprint beginnen aan </w:t>
+      </w:r>
+      <w:proofErr w:type="spellStart"/>
+      <w:r>
+        <w:rPr>
+          <w:i/>
+          <w:iCs/>
+        </w:rPr>
+        <w:t>physics</w:t>
+      </w:r>
+      <w:proofErr w:type="spellEnd"/>
+      <w:r>
+        <w:rPr>
+          <w:i/>
+          <w:iCs/>
+        </w:rPr>
+        <w:t xml:space="preserve"> </w:t>
+      </w:r>
+      <w:r>
+        <w:rPr>
+          <w:i/>
+          <w:iCs/>
+        </w:rPr>
+        <w:t>project</w:t>
+      </w:r>
       <w:r>
         <w:rPr>
           <w:rFonts w:eastAsiaTheme="majorEastAsia" w:cstheme="majorBidi"/>
@@ -1812,7 +2365,15 @@
           <w:b/>
           <w:bCs/>
         </w:rPr>
-        <w:t xml:space="preserve"> StandUp</w:t>
+        <w:t xml:space="preserve"> </w:t>
+      </w:r>
+      <w:proofErr w:type="spellStart"/>
+      <w:r>
+        <w:rPr>
+          <w:b/>
+          <w:bCs/>
+        </w:rPr>
+        <w:t>StandUp</w:t>
       </w:r>
       <w:r>
         <w:rPr>
@@ -1821,6 +2382,7 @@
         </w:rPr>
         <w:t>s</w:t>
       </w:r>
+      <w:proofErr w:type="spellEnd"/>
       <w:r>
         <w:rPr>
           <w:b/>
@@ -2234,7 +2796,15 @@
           <w:b/>
           <w:bCs/>
         </w:rPr>
-        <w:t xml:space="preserve"> StandUp</w:t>
+        <w:t xml:space="preserve"> </w:t>
+      </w:r>
+      <w:proofErr w:type="spellStart"/>
+      <w:r>
+        <w:rPr>
+          <w:b/>
+          <w:bCs/>
+        </w:rPr>
+        <w:t>StandUp</w:t>
       </w:r>
       <w:r>
         <w:rPr>
@@ -2243,6 +2813,7 @@
         </w:rPr>
         <w:t>s</w:t>
       </w:r>
+      <w:proofErr w:type="spellEnd"/>
       <w:r>
         <w:rPr>
           <w:b/>
@@ -2564,9 +3135,9 @@
       </w:r>
     </w:p>
     <w:sectPr>
-      <w:footerReference w:type="default" r:id="rId17"/>
-      <w:headerReference w:type="first" r:id="rId18"/>
-      <w:footerReference w:type="first" r:id="rId19"/>
+      <w:footerReference w:type="default" r:id="rId22"/>
+      <w:headerReference w:type="first" r:id="rId23"/>
+      <w:footerReference w:type="first" r:id="rId24"/>
       <w:pgSz w:w="11906" w:h="16838"/>
       <w:pgMar w:top="1417" w:right="1417" w:bottom="1417" w:left="1417" w:header="708" w:footer="708" w:gutter="0"/>
       <w:cols w:space="708"/>
@@ -2718,6 +3289,7 @@
       </w:rPr>
       <w:t xml:space="preserve">             </w:t>
     </w:r>
+    <w:proofErr w:type="spellStart"/>
     <w:r>
       <w:rPr>
         <w:color w:val="000000"/>
@@ -2725,7 +3297,17 @@
         <w:szCs w:val="16"/>
         <w:lang w:val="en-US"/>
       </w:rPr>
-      <w:t xml:space="preserve">Sjabloon </w:t>
+      <w:t>Sjabloon</w:t>
+    </w:r>
+    <w:proofErr w:type="spellEnd"/>
+    <w:r>
+      <w:rPr>
+        <w:color w:val="000000"/>
+        <w:sz w:val="16"/>
+        <w:szCs w:val="16"/>
+        <w:lang w:val="en-US"/>
+      </w:rPr>
+      <w:t xml:space="preserve"> </w:t>
     </w:r>
     <w:r>
       <w:rPr>
@@ -7407,7 +7989,6 @@
   <w:style w:type="character" w:default="1" w:styleId="Standaardalinea-lettertype">
     <w:name w:val="Default Paragraph Font"/>
     <w:uiPriority w:val="1"/>
-    <w:semiHidden/>
     <w:unhideWhenUsed/>
   </w:style>
   <w:style w:type="table" w:default="1" w:styleId="Standaardtabel">
@@ -8114,6 +8695,10 @@
 </file>
 
 <file path=customXml/item1.xml><?xml version="1.0" encoding="utf-8"?>
+<b:Sources xmlns:b="http://schemas.openxmlformats.org/officeDocument/2006/bibliography" xmlns="http://schemas.openxmlformats.org/officeDocument/2006/bibliography" SelectedStyle="\APASixthEditionOfficeOnline.xsl" StyleName="APA" Version="6"/>
+</file>
+
+<file path=customXml/item2.xml><?xml version="1.0" encoding="utf-8"?>
 <p:properties xmlns:p="http://schemas.microsoft.com/office/2006/metadata/properties" xmlns:xsi="http://www.w3.org/2001/XMLSchema-instance" xmlns:pc="http://schemas.microsoft.com/office/infopath/2007/PartnerControls">
   <documentManagement>
     <TaxCatchAll xmlns="32dd6115-ce5d-46b4-b638-9e7d5ca6cbee" xsi:nil="true"/>
@@ -8124,20 +8709,7 @@
 </p:properties>
 </file>
 
-<file path=customXml/item2.xml><?xml version="1.0" encoding="utf-8"?>
-<b:Sources xmlns:b="http://schemas.openxmlformats.org/officeDocument/2006/bibliography" xmlns="http://schemas.openxmlformats.org/officeDocument/2006/bibliography" SelectedStyle="\APASixthEditionOfficeOnline.xsl" StyleName="APA" Version="6"/>
-</file>
-
 <file path=customXml/item3.xml><?xml version="1.0" encoding="utf-8"?>
-<?mso-contentType ?>
-<FormTemplates xmlns="http://schemas.microsoft.com/sharepoint/v3/contenttype/forms">
-  <Display>DocumentLibraryForm</Display>
-  <Edit>DocumentLibraryForm</Edit>
-  <New>DocumentLibraryForm</New>
-</FormTemplates>
-</file>
-
-<file path=customXml/item4.xml><?xml version="1.0" encoding="utf-8"?>
 <ct:contentTypeSchema xmlns:ct="http://schemas.microsoft.com/office/2006/metadata/contentType" xmlns:ma="http://schemas.microsoft.com/office/2006/metadata/properties/metaAttributes" ct:_="" ma:_="" ma:contentTypeName="Document" ma:contentTypeID="0x010100D5188FA4F7421B4A93E65E307A769E27" ma:contentTypeVersion="15" ma:contentTypeDescription="Een nieuw document maken." ma:contentTypeScope="" ma:versionID="9bfd002f47f5f7e7b2724518f3fad1a5">
   <xsd:schema xmlns:xsd="http://www.w3.org/2001/XMLSchema" xmlns:xs="http://www.w3.org/2001/XMLSchema" xmlns:p="http://schemas.microsoft.com/office/2006/metadata/properties" xmlns:ns2="094ecc41-7a37-40c9-8390-f18431712098" xmlns:ns3="32dd6115-ce5d-46b4-b638-9e7d5ca6cbee" targetNamespace="http://schemas.microsoft.com/office/2006/metadata/properties" ma:root="true" ma:fieldsID="e2c1118370456e9a6d2939e9bd0f2e89" ns2:_="" ns3:_="">
     <xsd:import namespace="094ecc41-7a37-40c9-8390-f18431712098"/>
@@ -8372,7 +8944,24 @@
 </ct:contentTypeSchema>
 </file>
 
+<file path=customXml/item4.xml><?xml version="1.0" encoding="utf-8"?>
+<?mso-contentType ?>
+<FormTemplates xmlns="http://schemas.microsoft.com/sharepoint/v3/contenttype/forms">
+  <Display>DocumentLibraryForm</Display>
+  <Edit>DocumentLibraryForm</Edit>
+  <New>DocumentLibraryForm</New>
+</FormTemplates>
+</file>
+
 <file path=customXml/itemProps1.xml><?xml version="1.0" encoding="utf-8"?>
+<ds:datastoreItem xmlns:ds="http://schemas.openxmlformats.org/officeDocument/2006/customXml" ds:itemID="{72B7D650-2FAA-4D72-B587-235E59E6AC26}">
+  <ds:schemaRefs>
+    <ds:schemaRef ds:uri="http://schemas.openxmlformats.org/officeDocument/2006/bibliography"/>
+  </ds:schemaRefs>
+</ds:datastoreItem>
+</file>
+
+<file path=customXml/itemProps2.xml><?xml version="1.0" encoding="utf-8"?>
 <ds:datastoreItem xmlns:ds="http://schemas.openxmlformats.org/officeDocument/2006/customXml" ds:itemID="{846B1C81-E993-40E7-BCC5-DA63F0CD945C}">
   <ds:schemaRefs>
     <ds:schemaRef ds:uri="http://schemas.microsoft.com/office/2006/metadata/properties"/>
@@ -8383,23 +8972,7 @@
 </ds:datastoreItem>
 </file>
 
-<file path=customXml/itemProps2.xml><?xml version="1.0" encoding="utf-8"?>
-<ds:datastoreItem xmlns:ds="http://schemas.openxmlformats.org/officeDocument/2006/customXml" ds:itemID="{72B7D650-2FAA-4D72-B587-235E59E6AC26}">
-  <ds:schemaRefs>
-    <ds:schemaRef ds:uri="http://schemas.openxmlformats.org/officeDocument/2006/bibliography"/>
-  </ds:schemaRefs>
-</ds:datastoreItem>
-</file>
-
 <file path=customXml/itemProps3.xml><?xml version="1.0" encoding="utf-8"?>
-<ds:datastoreItem xmlns:ds="http://schemas.openxmlformats.org/officeDocument/2006/customXml" ds:itemID="{C6916C6B-E06E-47CD-A094-BBBE44C5EA8C}">
-  <ds:schemaRefs>
-    <ds:schemaRef ds:uri="http://schemas.microsoft.com/sharepoint/v3/contenttype/forms"/>
-  </ds:schemaRefs>
-</ds:datastoreItem>
-</file>
-
-<file path=customXml/itemProps4.xml><?xml version="1.0" encoding="utf-8"?>
 <ds:datastoreItem xmlns:ds="http://schemas.openxmlformats.org/officeDocument/2006/customXml" ds:itemID="{7FB410C4-6DED-4E94-8F1E-FF9C8071DEDF}">
   <ds:schemaRefs>
     <ds:schemaRef ds:uri="http://schemas.microsoft.com/office/2006/metadata/contentType"/>
@@ -8416,4 +8989,12 @@
     <ds:schemaRef ds:uri="http://schemas.microsoft.com/internal/obd"/>
   </ds:schemaRefs>
 </ds:datastoreItem>
+</file>
+
+<file path=customXml/itemProps4.xml><?xml version="1.0" encoding="utf-8"?>
+<ds:datastoreItem xmlns:ds="http://schemas.openxmlformats.org/officeDocument/2006/customXml" ds:itemID="{C6916C6B-E06E-47CD-A094-BBBE44C5EA8C}">
+  <ds:schemaRefs>
+    <ds:schemaRef ds:uri="http://schemas.microsoft.com/sharepoint/v3/contenttype/forms"/>
+  </ds:schemaRefs>
+</ds:datastoreItem>
 </file>